--- a/report/report.docx
+++ b/report/report.docx
@@ -294,52 +294,391 @@
     <w:p>
       <w:pPr>
         <w:widowControl w:val="0"/>
+        <w:spacing w:line="276" w:lineRule="auto"/>
+        <w:ind w:firstLineChars="200" w:firstLine="480"/>
+        <w:rPr>
+          <w:rFonts w:cs="Times New Roman"/>
+          <w:lang w:eastAsia="zh-CN"/>
+        </w:rPr>
+      </w:pPr>
+      <w:r>
+        <w:rPr>
+          <w:rFonts w:cs="Times New Roman"/>
+          <w:lang w:eastAsia="zh-CN"/>
+        </w:rPr>
+        <w:t xml:space="preserve">In this paper, we review a prototype application for investment purposes, called </w:t>
+      </w:r>
+      <w:proofErr w:type="spellStart"/>
+      <w:r>
+        <w:rPr>
+          <w:rFonts w:cs="Times New Roman"/>
+          <w:lang w:eastAsia="zh-CN"/>
+        </w:rPr>
+        <w:t>AtlasFlow</w:t>
+      </w:r>
+      <w:proofErr w:type="spellEnd"/>
+      <w:r>
+        <w:rPr>
+          <w:rFonts w:cs="Times New Roman"/>
+          <w:lang w:eastAsia="zh-CN"/>
+        </w:rPr>
+        <w:t xml:space="preserve">, which allows to get diversified exposure on the stock market and major cryptocurrencies via portfolio construction techniques. The application involves portfolio optimization, rolling </w:t>
+      </w:r>
+      <w:proofErr w:type="spellStart"/>
+      <w:r>
+        <w:rPr>
+          <w:rFonts w:cs="Times New Roman"/>
+          <w:lang w:eastAsia="zh-CN"/>
+        </w:rPr>
+        <w:t>backtesting</w:t>
+      </w:r>
+      <w:proofErr w:type="spellEnd"/>
+      <w:r>
+        <w:rPr>
+          <w:rFonts w:cs="Times New Roman"/>
+          <w:lang w:eastAsia="zh-CN"/>
+        </w:rPr>
+        <w:t>, and sentiment analysis based on news.</w:t>
+      </w:r>
+    </w:p>
+    <w:p>
+      <w:pPr>
+        <w:widowControl w:val="0"/>
+        <w:spacing w:line="276" w:lineRule="auto"/>
+        <w:ind w:firstLineChars="200" w:firstLine="480"/>
+        <w:rPr>
+          <w:rFonts w:cs="Times New Roman"/>
+          <w:lang w:eastAsia="zh-CN"/>
+        </w:rPr>
+      </w:pPr>
+      <w:r>
+        <w:rPr>
+          <w:rFonts w:cs="Times New Roman"/>
+          <w:lang w:eastAsia="zh-CN"/>
+        </w:rPr>
+        <w:t xml:space="preserve">As the results show, the simplicity of some methods may outweigh the use of more complicated methods, since the presence of noise in financial data is inevitable. </w:t>
+      </w:r>
+      <w:r>
+        <w:rPr>
+          <w:rFonts w:cs="Times New Roman"/>
+          <w:lang w:eastAsia="zh-CN"/>
+        </w:rPr>
+        <w:t>The best-performing portfolio on a risk-adjusted basis is Equity Equal-Weight with an annual return rate of 7.37%, volatility of 17.71% and Sharpe ratio of 0.416</w:t>
+      </w:r>
+      <w:r>
+        <w:rPr>
+          <w:rFonts w:cs="Times New Roman"/>
+          <w:lang w:eastAsia="zh-CN"/>
+        </w:rPr>
+        <w:t>. The minimum variance portfolio performed well in terms of risk control, with 13.4</w:t>
+      </w:r>
+      <w:r>
+        <w:rPr>
+          <w:rFonts w:cs="Times New Roman" w:hint="eastAsia"/>
+          <w:lang w:eastAsia="zh-CN"/>
+        </w:rPr>
+        <w:t>7</w:t>
+      </w:r>
+      <w:r>
+        <w:rPr>
+          <w:rFonts w:cs="Times New Roman"/>
+          <w:lang w:eastAsia="zh-CN"/>
+        </w:rPr>
+        <w:t>% of volatility and -16.</w:t>
+      </w:r>
+      <w:r>
+        <w:rPr>
+          <w:rFonts w:cs="Times New Roman" w:hint="eastAsia"/>
+          <w:lang w:eastAsia="zh-CN"/>
+        </w:rPr>
+        <w:t>50</w:t>
+      </w:r>
+      <w:r>
+        <w:rPr>
+          <w:rFonts w:cs="Times New Roman"/>
+          <w:lang w:eastAsia="zh-CN"/>
+        </w:rPr>
+        <w:t>% maximum drawdown. On the contrary, the Maximum Sharpe ratio strategy was highly sensitive to returns estimates.</w:t>
+      </w:r>
+    </w:p>
+    <w:p>
+      <w:pPr>
+        <w:widowControl w:val="0"/>
+        <w:spacing w:line="276" w:lineRule="auto"/>
+        <w:ind w:firstLineChars="200" w:firstLine="480"/>
+        <w:rPr>
+          <w:rFonts w:cs="Times New Roman"/>
+          <w:lang w:eastAsia="zh-CN"/>
+        </w:rPr>
+      </w:pPr>
+      <w:r>
+        <w:rPr>
+          <w:rFonts w:cs="Times New Roman"/>
+          <w:lang w:eastAsia="zh-CN"/>
+        </w:rPr>
+        <w:t xml:space="preserve">Furthermore, the project also provided three additional advanced extensions. </w:t>
+      </w:r>
+      <w:proofErr w:type="gramStart"/>
+      <w:r>
+        <w:rPr>
+          <w:rFonts w:cs="Times New Roman"/>
+          <w:lang w:eastAsia="zh-CN"/>
+        </w:rPr>
+        <w:t>With regard to</w:t>
+      </w:r>
+      <w:proofErr w:type="gramEnd"/>
+      <w:r>
+        <w:rPr>
+          <w:rFonts w:cs="Times New Roman"/>
+          <w:lang w:eastAsia="zh-CN"/>
+        </w:rPr>
+        <w:t xml:space="preserve"> the conventional risk parity method (the Sharpe ratio of 0.229), the use of Hierarchical Risk Parity (HRP) enhanced the Sharpe ratio of the portfolio to 0.250, with more stable asset allocation. </w:t>
+      </w:r>
+      <w:proofErr w:type="spellStart"/>
+      <w:r>
+        <w:rPr>
+          <w:rFonts w:cs="Times New Roman"/>
+          <w:lang w:eastAsia="zh-CN"/>
+        </w:rPr>
+        <w:t>FinVADER</w:t>
+      </w:r>
+      <w:proofErr w:type="spellEnd"/>
+      <w:r>
+        <w:rPr>
+          <w:rFonts w:cs="Times New Roman"/>
+          <w:lang w:eastAsia="zh-CN"/>
+        </w:rPr>
+        <w:t xml:space="preserve"> lexicon, which is specifically developed for finance-related tasks, lowered the share of neutral sentiment classifications (|compound| &lt; 0.05) from 24.1% to 23.0%, reducing false-neutrals on this bundled headline dataset. Besides that, </w:t>
+      </w:r>
+      <w:r>
+        <w:rPr>
+          <w:rStyle w:val="HTML"/>
+          <w:rFonts w:ascii="Times New Roman" w:hAnsi="Times New Roman" w:cs="Times New Roman"/>
+        </w:rPr>
+        <w:t>sentiment analysis was implemented using equal-weighted ticker sentiment within each sector.</w:t>
+      </w:r>
+    </w:p>
+    <w:p>
+      <w:pPr>
+        <w:widowControl w:val="0"/>
+        <w:spacing w:line="276" w:lineRule="auto"/>
+        <w:ind w:firstLineChars="200" w:firstLine="480"/>
+        <w:rPr>
+          <w:rFonts w:cs="Times New Roman"/>
+          <w:lang w:eastAsia="zh-CN"/>
+        </w:rPr>
+      </w:pPr>
+      <w:r>
+        <w:rPr>
+          <w:rFonts w:cs="Times New Roman"/>
+          <w:lang w:eastAsia="zh-CN"/>
+        </w:rPr>
+        <w:t>But, using sentiment analysis did not provide any improvement in portfolio returns, resulting in a lower return, a worse Sharpe ratio, and higher downside risk for a "one-day lagged sentiment tilt" strategy.</w:t>
+      </w:r>
+    </w:p>
+    <w:p>
+      <w:pPr>
+        <w:widowControl w:val="0"/>
+        <w:spacing w:line="276" w:lineRule="auto"/>
+        <w:ind w:firstLineChars="200" w:firstLine="480"/>
+        <w:rPr>
+          <w:rFonts w:cs="Times New Roman"/>
+          <w:sz w:val="16"/>
+          <w:szCs w:val="16"/>
+          <w:lang w:eastAsia="zh-CN"/>
+        </w:rPr>
+      </w:pPr>
+      <w:r>
+        <w:rPr>
+          <w:rFonts w:cs="Times New Roman"/>
+          <w:lang w:eastAsia="zh-CN"/>
+        </w:rPr>
+        <w:t xml:space="preserve">In general, </w:t>
+      </w:r>
+      <w:proofErr w:type="spellStart"/>
+      <w:r>
+        <w:rPr>
+          <w:rFonts w:cs="Times New Roman"/>
+          <w:lang w:eastAsia="zh-CN"/>
+        </w:rPr>
+        <w:t>AtlasFlow</w:t>
+      </w:r>
+      <w:proofErr w:type="spellEnd"/>
+      <w:r>
+        <w:rPr>
+          <w:rFonts w:cs="Times New Roman"/>
+          <w:lang w:eastAsia="zh-CN"/>
+        </w:rPr>
+        <w:t xml:space="preserve"> should be based on strong portfolio construction techniques with the sentiment analysis being an additional signal. Further implementation will require consideration of realistic</w:t>
+      </w:r>
+      <w:r>
+        <w:rPr>
+          <w:rFonts w:cs="Times New Roman"/>
+          <w:szCs w:val="24"/>
+          <w:lang w:eastAsia="zh-CN"/>
+        </w:rPr>
+        <w:t xml:space="preserve"> transaction costs, a longer historical sample, and improving of sentiment analysis from the sectoral to the individual asset level.</w:t>
+      </w:r>
+    </w:p>
+    <w:p>
+      <w:pPr>
+        <w:widowControl w:val="0"/>
+        <w:spacing w:line="360" w:lineRule="auto"/>
+        <w:rPr>
+          <w:rFonts w:cs="Times New Roman"/>
+          <w:szCs w:val="24"/>
+          <w:lang w:eastAsia="zh-CN"/>
+        </w:rPr>
+      </w:pPr>
+      <w:proofErr w:type="spellStart"/>
+      <w:r>
+        <w:rPr>
+          <w:rFonts w:cs="Times New Roman" w:hint="eastAsia"/>
+          <w:szCs w:val="24"/>
+          <w:lang w:eastAsia="zh-CN"/>
+        </w:rPr>
+        <w:t>Stream</w:t>
+      </w:r>
+      <w:r>
+        <w:rPr>
+          <w:rFonts w:cs="Times New Roman"/>
+          <w:szCs w:val="24"/>
+          <w:lang w:eastAsia="zh-CN"/>
+        </w:rPr>
+        <w:t>ilt</w:t>
+      </w:r>
+      <w:proofErr w:type="spellEnd"/>
+      <w:r>
+        <w:rPr>
+          <w:rFonts w:cs="Times New Roman"/>
+          <w:szCs w:val="24"/>
+          <w:lang w:eastAsia="zh-CN"/>
+        </w:rPr>
+        <w:t xml:space="preserve"> </w:t>
+      </w:r>
+      <w:proofErr w:type="gramStart"/>
+      <w:r>
+        <w:rPr>
+          <w:rFonts w:cs="Times New Roman"/>
+          <w:szCs w:val="24"/>
+          <w:lang w:eastAsia="zh-CN"/>
+        </w:rPr>
+        <w:t>app :</w:t>
+      </w:r>
+      <w:proofErr w:type="gramEnd"/>
+      <w:r>
+        <w:rPr>
+          <w:rFonts w:cs="Times New Roman"/>
+          <w:szCs w:val="24"/>
+          <w:highlight w:val="lightGray"/>
+          <w:lang w:eastAsia="zh-CN"/>
+          <w14:ligatures w14:val="standardContextual"/>
+        </w:rPr>
+        <w:fldChar w:fldCharType="begin"/>
+      </w:r>
+      <w:r>
+        <w:rPr>
+          <w:rFonts w:cs="Times New Roman"/>
+          <w:szCs w:val="24"/>
+          <w:highlight w:val="lightGray"/>
+          <w:lang w:eastAsia="zh-CN"/>
+          <w14:ligatures w14:val="standardContextual"/>
+        </w:rPr>
+        <w:instrText>HYPERLINK "https://haoyucao8-z5536563-projectb-streamlit-app-mqr3nb.streamlit.app"</w:instrText>
+      </w:r>
+      <w:r>
+        <w:rPr>
+          <w:rFonts w:cs="Times New Roman"/>
+          <w:szCs w:val="24"/>
+          <w:highlight w:val="lightGray"/>
+          <w:lang w:eastAsia="zh-CN"/>
+          <w14:ligatures w14:val="standardContextual"/>
+        </w:rPr>
+        <w:fldChar w:fldCharType="separate"/>
+      </w:r>
+      <w:r>
+        <w:rPr>
+          <w:rStyle w:val="af5"/>
+          <w:rFonts w:cs="Times New Roman"/>
+          <w:szCs w:val="24"/>
+          <w:highlight w:val="lightGray"/>
+          <w:lang w:eastAsia="zh-CN"/>
+          <w14:ligatures w14:val="standardContextual"/>
+        </w:rPr>
+        <w:t>https://haoyucao8-z5536563-projectb-streamlit-app-mqr3nb.streamlit.app</w:t>
+      </w:r>
+      <w:r>
+        <w:rPr>
+          <w:rFonts w:cs="Times New Roman"/>
+          <w:szCs w:val="24"/>
+          <w:highlight w:val="lightGray"/>
+          <w:lang w:eastAsia="zh-CN"/>
+          <w14:ligatures w14:val="standardContextual"/>
+        </w:rPr>
+        <w:fldChar w:fldCharType="end"/>
+      </w:r>
+    </w:p>
+    <w:p>
+      <w:pPr>
+        <w:widowControl w:val="0"/>
+        <w:spacing w:line="360" w:lineRule="auto"/>
+        <w:rPr>
+          <w:rFonts w:cs="Times New Roman"/>
+          <w:color w:val="auto"/>
+          <w:szCs w:val="24"/>
+          <w:lang w:eastAsia="zh-CN"/>
+          <w14:ligatures w14:val="standardContextual"/>
+        </w:rPr>
+      </w:pPr>
+      <w:proofErr w:type="spellStart"/>
+      <w:proofErr w:type="gramStart"/>
+      <w:r>
+        <w:rPr>
+          <w:szCs w:val="24"/>
+        </w:rPr>
+        <w:t>Github</w:t>
+      </w:r>
+      <w:proofErr w:type="spellEnd"/>
+      <w:r>
+        <w:rPr>
+          <w:szCs w:val="24"/>
+        </w:rPr>
+        <w:t xml:space="preserve"> :</w:t>
+      </w:r>
+      <w:proofErr w:type="gramEnd"/>
+      <w:r>
+        <w:rPr>
+          <w:szCs w:val="24"/>
+        </w:rPr>
+        <w:t xml:space="preserve"> </w:t>
+      </w:r>
+      <w:hyperlink r:id="rId8" w:history="1">
+        <w:r>
+          <w:rPr>
+            <w:rStyle w:val="af5"/>
+            <w:rFonts w:cs="Times New Roman"/>
+            <w:szCs w:val="24"/>
+            <w:highlight w:val="lightGray"/>
+            <w:lang w:eastAsia="zh-CN"/>
+            <w14:ligatures w14:val="standardContextual"/>
+          </w:rPr>
+          <w:t>https://github.com/HaoyuCao8/z5536563_projectB</w:t>
+        </w:r>
+      </w:hyperlink>
+    </w:p>
+    <w:p>
+      <w:pPr>
+        <w:widowControl w:val="0"/>
         <w:spacing w:line="360" w:lineRule="auto"/>
         <w:ind w:firstLineChars="200" w:firstLine="480"/>
         <w:rPr>
           <w:rFonts w:cs="Times New Roman"/>
-          <w:lang w:eastAsia="zh-CN"/>
-        </w:rPr>
-      </w:pPr>
-      <w:r>
-        <w:rPr>
-          <w:rFonts w:cs="Times New Roman"/>
-          <w:lang w:eastAsia="zh-CN"/>
-        </w:rPr>
-        <w:t xml:space="preserve">In this paper, we review a prototype application for investment purposes, called </w:t>
-      </w:r>
-      <w:proofErr w:type="spellStart"/>
-      <w:r>
-        <w:rPr>
-          <w:rFonts w:cs="Times New Roman"/>
-          <w:lang w:eastAsia="zh-CN"/>
-        </w:rPr>
-        <w:t>AtlasFlow</w:t>
-      </w:r>
-      <w:proofErr w:type="spellEnd"/>
-      <w:r>
-        <w:rPr>
-          <w:rFonts w:cs="Times New Roman"/>
-          <w:lang w:eastAsia="zh-CN"/>
-        </w:rPr>
-        <w:t xml:space="preserve">, which allows to get diversified exposure on the stock market and major cryptocurrencies via portfolio construction techniques. The application involves portfolio optimization, rolling </w:t>
-      </w:r>
-      <w:proofErr w:type="spellStart"/>
-      <w:r>
-        <w:rPr>
-          <w:rFonts w:cs="Times New Roman"/>
-          <w:lang w:eastAsia="zh-CN"/>
-        </w:rPr>
-        <w:t>backtesting</w:t>
-      </w:r>
-      <w:proofErr w:type="spellEnd"/>
-      <w:r>
-        <w:rPr>
-          <w:rFonts w:cs="Times New Roman"/>
-          <w:lang w:eastAsia="zh-CN"/>
-        </w:rPr>
-        <w:t>, and sentiment analysis based on news.</w:t>
-      </w:r>
+          <w:color w:val="auto"/>
+          <w:szCs w:val="24"/>
+          <w:lang w:eastAsia="zh-CN"/>
+          <w14:ligatures w14:val="standardContextual"/>
+        </w:rPr>
+      </w:pPr>
     </w:p>
     <w:p>
       <w:pPr>
@@ -348,58 +687,12 @@
         <w:ind w:firstLineChars="200" w:firstLine="480"/>
         <w:rPr>
           <w:rFonts w:cs="Times New Roman"/>
-          <w:lang w:eastAsia="zh-CN"/>
-        </w:rPr>
-      </w:pPr>
-      <w:r>
-        <w:rPr>
-          <w:rFonts w:cs="Times New Roman"/>
-          <w:lang w:eastAsia="zh-CN"/>
-        </w:rPr>
-        <w:t xml:space="preserve">As the results show, the simplicity of some methods may outweigh the use of more complicated methods, since the presence of noise in financial data is inevitable. </w:t>
-      </w:r>
-      <w:r>
-        <w:rPr>
-          <w:rFonts w:cs="Times New Roman"/>
-          <w:lang w:eastAsia="zh-CN"/>
-        </w:rPr>
-        <w:t>The best-performing portfolio on a risk-adjusted basis is Equity Equal-Weight with an annual return rate of 7.37%, volatility of 17.71% and Sharpe ratio of 0.416</w:t>
-      </w:r>
-      <w:r>
-        <w:rPr>
-          <w:rFonts w:cs="Times New Roman"/>
-          <w:lang w:eastAsia="zh-CN"/>
-        </w:rPr>
-        <w:t>. The minimum variance portfolio performed well in terms of risk control, with 13.4</w:t>
-      </w:r>
-      <w:r>
-        <w:rPr>
-          <w:rFonts w:cs="Times New Roman" w:hint="eastAsia"/>
-          <w:lang w:eastAsia="zh-CN"/>
-        </w:rPr>
-        <w:t>7</w:t>
-      </w:r>
-      <w:r>
-        <w:rPr>
-          <w:rFonts w:cs="Times New Roman"/>
-          <w:lang w:eastAsia="zh-CN"/>
-        </w:rPr>
-        <w:t>% of volatility and -16.</w:t>
-      </w:r>
-      <w:r>
-        <w:rPr>
-          <w:rFonts w:cs="Times New Roman" w:hint="eastAsia"/>
-          <w:lang w:eastAsia="zh-CN"/>
-        </w:rPr>
-        <w:t>50</w:t>
-      </w:r>
-      <w:r>
-        <w:rPr>
-          <w:rFonts w:cs="Times New Roman"/>
-          <w:lang w:eastAsia="zh-CN"/>
-        </w:rPr>
-        <w:t>% maximum drawdown. On the contrary, the Maximum Sharpe ratio strategy was highly sensitive to returns estimates.</w:t>
-      </w:r>
+          <w:color w:val="auto"/>
+          <w:szCs w:val="24"/>
+          <w:lang w:eastAsia="zh-CN"/>
+          <w14:ligatures w14:val="standardContextual"/>
+        </w:rPr>
+      </w:pPr>
     </w:p>
     <w:p>
       <w:pPr>
@@ -408,128 +701,12 @@
         <w:ind w:firstLineChars="200" w:firstLine="480"/>
         <w:rPr>
           <w:rFonts w:cs="Times New Roman"/>
-          <w:lang w:eastAsia="zh-CN"/>
-        </w:rPr>
-      </w:pPr>
-      <w:r>
-        <w:rPr>
-          <w:rFonts w:cs="Times New Roman"/>
-          <w:lang w:eastAsia="zh-CN"/>
-        </w:rPr>
-        <w:t xml:space="preserve">Furthermore, the project also provided three additional advanced extensions. </w:t>
-      </w:r>
-      <w:proofErr w:type="gramStart"/>
-      <w:r>
-        <w:rPr>
-          <w:rFonts w:cs="Times New Roman"/>
-          <w:lang w:eastAsia="zh-CN"/>
-        </w:rPr>
-        <w:t>With regard to</w:t>
-      </w:r>
-      <w:proofErr w:type="gramEnd"/>
-      <w:r>
-        <w:rPr>
-          <w:rFonts w:cs="Times New Roman"/>
-          <w:lang w:eastAsia="zh-CN"/>
-        </w:rPr>
-        <w:t xml:space="preserve"> the conventional risk parity method (the Sharpe ratio of 0.229), the use of Hierarchical Risk Parity (HRP) enhanced the Sharpe ratio of the portfolio to 0.250, with more stable asset allocation. </w:t>
-      </w:r>
-      <w:proofErr w:type="spellStart"/>
-      <w:r>
-        <w:rPr>
-          <w:rFonts w:cs="Times New Roman"/>
-          <w:lang w:eastAsia="zh-CN"/>
-        </w:rPr>
-        <w:t>FinVADER</w:t>
-      </w:r>
-      <w:proofErr w:type="spellEnd"/>
-      <w:r>
-        <w:rPr>
-          <w:rFonts w:cs="Times New Roman"/>
-          <w:lang w:eastAsia="zh-CN"/>
-        </w:rPr>
-        <w:t xml:space="preserve"> lexicon, which is specifically developed for finance-related tasks, lowered the share of neutral sentiment classifications (|compound| &lt; 0.05) from 24.1% to 23.0%, reducing false-neutrals on this bundled headline dataset. Besides that, </w:t>
-      </w:r>
-      <w:r>
-        <w:rPr>
-          <w:rStyle w:val="HTML"/>
-          <w:rFonts w:ascii="Times New Roman" w:hAnsi="Times New Roman" w:cs="Times New Roman"/>
-        </w:rPr>
-        <w:t>sentiment analysis was implemented using equal-weighted ticker sentiment within each sector.</w:t>
-      </w:r>
-    </w:p>
-    <w:p>
-      <w:pPr>
-        <w:widowControl w:val="0"/>
-        <w:spacing w:line="360" w:lineRule="auto"/>
-        <w:ind w:firstLineChars="200" w:firstLine="480"/>
-        <w:rPr>
-          <w:rFonts w:cs="Times New Roman"/>
-          <w:lang w:eastAsia="zh-CN"/>
-        </w:rPr>
-      </w:pPr>
-      <w:r>
-        <w:rPr>
-          <w:rFonts w:cs="Times New Roman"/>
-          <w:lang w:eastAsia="zh-CN"/>
-        </w:rPr>
-        <w:t>But, using sentiment analysis did not provide any improvement in portfolio returns, resulting in a lower return, a worse Sharpe ratio, and higher downside risk for a "one-day lagged sentiment tilt" strategy.</w:t>
-      </w:r>
-    </w:p>
-    <w:p>
-      <w:pPr>
-        <w:widowControl w:val="0"/>
-        <w:spacing w:line="360" w:lineRule="auto"/>
-        <w:ind w:firstLineChars="200" w:firstLine="480"/>
-        <w:rPr>
-          <w:rFonts w:cs="Times New Roman"/>
+          <w:color w:val="auto"/>
           <w:szCs w:val="24"/>
           <w:lang w:eastAsia="zh-CN"/>
-        </w:rPr>
-      </w:pPr>
-      <w:r>
-        <w:rPr>
-          <w:rFonts w:cs="Times New Roman"/>
-          <w:lang w:eastAsia="zh-CN"/>
-        </w:rPr>
-        <w:t xml:space="preserve">In general, </w:t>
-      </w:r>
-      <w:proofErr w:type="spellStart"/>
-      <w:r>
-        <w:rPr>
-          <w:rFonts w:cs="Times New Roman"/>
-          <w:lang w:eastAsia="zh-CN"/>
-        </w:rPr>
-        <w:t>AtlasFlow</w:t>
-      </w:r>
-      <w:proofErr w:type="spellEnd"/>
-      <w:r>
-        <w:rPr>
-          <w:rFonts w:cs="Times New Roman"/>
-          <w:lang w:eastAsia="zh-CN"/>
-        </w:rPr>
-        <w:t xml:space="preserve"> should be based on strong portfolio construction techniques with the sentiment analysis being an additional signal. Further implementation will require consideration of realistic transaction costs, a longer historical sample, and improving of sentiment analysis from the sectoral to the individual asset level.</w:t>
-      </w:r>
-    </w:p>
-    <w:p>
-      <w:pPr>
-        <w:widowControl w:val="0"/>
-        <w:spacing w:after="0" w:line="360" w:lineRule="auto"/>
-        <w:ind w:firstLineChars="200" w:firstLine="480"/>
-        <w:rPr>
-          <w:rFonts w:cs="Times New Roman"/>
-          <w:szCs w:val="24"/>
-          <w:lang w:eastAsia="zh-CN"/>
-        </w:rPr>
-      </w:pPr>
-      <w:r>
-        <w:rPr>
-          <w:rFonts w:cs="Times New Roman"/>
-          <w:szCs w:val="24"/>
-          <w:lang w:eastAsia="zh-CN"/>
-        </w:rPr>
-        <w:br w:type="page"/>
-      </w:r>
+          <w14:ligatures w14:val="standardContextual"/>
+        </w:rPr>
+      </w:pPr>
     </w:p>
     <w:p>
       <w:pPr>
@@ -8445,7 +8622,7 @@
         </w:rPr>
         <w:t xml:space="preserve">. </w:t>
       </w:r>
-      <w:hyperlink r:id="rId8" w:history="1">
+      <w:hyperlink r:id="rId9" w:history="1">
         <w:r>
           <w:rPr>
             <w:rStyle w:val="af5"/>
@@ -8523,7 +8700,7 @@
         </w:rPr>
         <w:t xml:space="preserve">, 103358. </w:t>
       </w:r>
-      <w:hyperlink r:id="rId9" w:history="1">
+      <w:hyperlink r:id="rId10" w:history="1">
         <w:r>
           <w:rPr>
             <w:rStyle w:val="af5"/>
@@ -8589,7 +8766,7 @@
         </w:rPr>
         <w:t xml:space="preserve">. </w:t>
       </w:r>
-      <w:hyperlink r:id="rId10" w:history="1">
+      <w:hyperlink r:id="rId11" w:history="1">
         <w:r>
           <w:rPr>
             <w:rStyle w:val="af5"/>
@@ -8645,7 +8822,7 @@
         </w:rPr>
         <w:t xml:space="preserve">(4), 59–69. </w:t>
       </w:r>
-      <w:hyperlink r:id="rId11" w:history="1">
+      <w:hyperlink r:id="rId12" w:history="1">
         <w:r>
           <w:rPr>
             <w:rStyle w:val="af5"/>
@@ -8711,7 +8888,7 @@
         </w:rPr>
         <w:t xml:space="preserve">(13), 1436–1453. </w:t>
       </w:r>
-      <w:hyperlink r:id="rId12" w:history="1">
+      <w:hyperlink r:id="rId13" w:history="1">
         <w:r>
           <w:rPr>
             <w:rStyle w:val="af5"/>
@@ -8843,7 +9020,7 @@
         </w:rPr>
         <w:t xml:space="preserve">, 129044. </w:t>
       </w:r>
-      <w:hyperlink r:id="rId13" w:history="1">
+      <w:hyperlink r:id="rId14" w:history="1">
         <w:r>
           <w:rPr>
             <w:rStyle w:val="af5"/>
@@ -8911,7 +9088,7 @@
         </w:rPr>
         <w:t xml:space="preserve">(1), 111–129. </w:t>
       </w:r>
-      <w:hyperlink r:id="rId14" w:history="1">
+      <w:hyperlink r:id="rId15" w:history="1">
         <w:r>
           <w:rPr>
             <w:rStyle w:val="af5"/>
@@ -8928,7 +9105,7 @@
         <w:widowControl w:val="0"/>
         <w:ind w:left="567" w:hanging="567"/>
         <w:rPr>
-          <w:rFonts w:ascii="Times New Roman" w:hAnsi="Times New Roman" w:cs="Times New Roman" w:hint="eastAsia"/>
+          <w:rFonts w:ascii="Times New Roman" w:hAnsi="Times New Roman" w:cs="Times New Roman"/>
           <w:u w:val="single"/>
           <w:lang w:eastAsia="zh-CN"/>
         </w:rPr>
@@ -8967,7 +9144,7 @@
         </w:rPr>
         <w:t xml:space="preserve">(8), 3601–3632. </w:t>
       </w:r>
-      <w:hyperlink r:id="rId15" w:history="1">
+      <w:hyperlink r:id="rId16" w:history="1">
         <w:r>
           <w:rPr>
             <w:rStyle w:val="af5"/>
@@ -9064,7 +9241,7 @@
           <w14:ligatures w14:val="standardContextual"/>
         </w:rPr>
         <w:drawing>
-          <wp:inline distT="0" distB="0" distL="0" distR="0" wp14:anchorId="7805F116" wp14:editId="01665722">
+          <wp:inline distT="0" distB="0" distL="0" distR="0" wp14:anchorId="7805F116" wp14:editId="2132467D">
             <wp:extent cx="5943600" cy="4481195"/>
             <wp:effectExtent l="0" t="0" r="0" b="1905"/>
             <wp:docPr id="1199021214" name="图片 1"/>
@@ -9079,7 +9256,7 @@
                     <pic:cNvPicPr/>
                   </pic:nvPicPr>
                   <pic:blipFill>
-                    <a:blip r:embed="rId16" cstate="print">
+                    <a:blip r:embed="rId17" cstate="print">
                       <a:extLst>
                         <a:ext uri="{28A0092B-C50C-407E-A947-70E740481C1C}">
                           <a14:useLocalDpi xmlns:a14="http://schemas.microsoft.com/office/drawing/2010/main" val="0"/>
@@ -9192,7 +9369,7 @@
                     <pic:cNvPicPr/>
                   </pic:nvPicPr>
                   <pic:blipFill>
-                    <a:blip r:embed="rId17" cstate="print">
+                    <a:blip r:embed="rId18" cstate="print">
                       <a:extLst>
                         <a:ext uri="{28A0092B-C50C-407E-A947-70E740481C1C}">
                           <a14:useLocalDpi xmlns:a14="http://schemas.microsoft.com/office/drawing/2010/main" val="0"/>
@@ -9296,7 +9473,7 @@
                     <pic:cNvPicPr/>
                   </pic:nvPicPr>
                   <pic:blipFill>
-                    <a:blip r:embed="rId18" cstate="print">
+                    <a:blip r:embed="rId19" cstate="print">
                       <a:extLst>
                         <a:ext uri="{28A0092B-C50C-407E-A947-70E740481C1C}">
                           <a14:useLocalDpi xmlns:a14="http://schemas.microsoft.com/office/drawing/2010/main" val="0"/>
@@ -9390,7 +9567,7 @@
                     <pic:cNvPicPr/>
                   </pic:nvPicPr>
                   <pic:blipFill>
-                    <a:blip r:embed="rId19" cstate="print">
+                    <a:blip r:embed="rId20" cstate="print">
                       <a:extLst>
                         <a:ext uri="{28A0092B-C50C-407E-A947-70E740481C1C}">
                           <a14:useLocalDpi xmlns:a14="http://schemas.microsoft.com/office/drawing/2010/main" val="0"/>
@@ -9500,7 +9677,7 @@
                     <pic:cNvPicPr/>
                   </pic:nvPicPr>
                   <pic:blipFill>
-                    <a:blip r:embed="rId20" cstate="print">
+                    <a:blip r:embed="rId21" cstate="print">
                       <a:extLst>
                         <a:ext uri="{28A0092B-C50C-407E-A947-70E740481C1C}">
                           <a14:useLocalDpi xmlns:a14="http://schemas.microsoft.com/office/drawing/2010/main" val="0"/>
@@ -9620,7 +9797,7 @@
                     <pic:cNvPicPr/>
                   </pic:nvPicPr>
                   <pic:blipFill>
-                    <a:blip r:embed="rId21" cstate="print">
+                    <a:blip r:embed="rId22" cstate="print">
                       <a:extLst>
                         <a:ext uri="{28A0092B-C50C-407E-A947-70E740481C1C}">
                           <a14:useLocalDpi xmlns:a14="http://schemas.microsoft.com/office/drawing/2010/main" val="0"/>
@@ -9713,7 +9890,7 @@
                     <pic:cNvPicPr/>
                   </pic:nvPicPr>
                   <pic:blipFill>
-                    <a:blip r:embed="rId22" cstate="print">
+                    <a:blip r:embed="rId23" cstate="print">
                       <a:extLst>
                         <a:ext uri="{28A0092B-C50C-407E-A947-70E740481C1C}">
                           <a14:useLocalDpi xmlns:a14="http://schemas.microsoft.com/office/drawing/2010/main" val="0"/>
@@ -9810,7 +9987,7 @@
         </w:rPr>
         <w:lastRenderedPageBreak/>
         <w:drawing>
-          <wp:inline distT="0" distB="0" distL="0" distR="0" wp14:anchorId="4FA8284B" wp14:editId="4F656F29">
+          <wp:inline distT="0" distB="0" distL="0" distR="0" wp14:anchorId="4FA8284B" wp14:editId="5A8AFDAA">
             <wp:extent cx="5943600" cy="4326255"/>
             <wp:effectExtent l="0" t="0" r="0" b="4445"/>
             <wp:docPr id="829639543" name="图片 5" descr="图表, 散点图&#10;&#10;描述已自动生成"/>
@@ -9825,7 +10002,7 @@
                     <pic:cNvPicPr/>
                   </pic:nvPicPr>
                   <pic:blipFill>
-                    <a:blip r:embed="rId23" cstate="print">
+                    <a:blip r:embed="rId24" cstate="print">
                       <a:extLst>
                         <a:ext uri="{28A0092B-C50C-407E-A947-70E740481C1C}">
                           <a14:useLocalDpi xmlns:a14="http://schemas.microsoft.com/office/drawing/2010/main" val="0"/>
@@ -9919,7 +10096,7 @@
                     <pic:cNvPicPr/>
                   </pic:nvPicPr>
                   <pic:blipFill>
-                    <a:blip r:embed="rId24" cstate="print">
+                    <a:blip r:embed="rId25" cstate="print">
                       <a:extLst>
                         <a:ext uri="{28A0092B-C50C-407E-A947-70E740481C1C}">
                           <a14:useLocalDpi xmlns:a14="http://schemas.microsoft.com/office/drawing/2010/main" val="0"/>
@@ -10026,8 +10203,8 @@
       </w:pPr>
     </w:p>
     <w:sectPr>
-      <w:headerReference w:type="default" r:id="rId25"/>
-      <w:footerReference w:type="default" r:id="rId26"/>
+      <w:headerReference w:type="default" r:id="rId26"/>
+      <w:footerReference w:type="default" r:id="rId27"/>
       <w:pgSz w:w="12240" w:h="15840"/>
       <w:pgMar w:top="1440" w:right="1440" w:bottom="1440" w:left="1440" w:header="708" w:footer="708" w:gutter="0"/>
       <w:cols w:space="720"/>
@@ -11557,6 +11734,30 @@
     <w:basedOn w:val="a0"/>
     <w:rsid w:val="008A37CD"/>
   </w:style>
+  <w:style w:type="character" w:styleId="af6">
+    <w:name w:val="Unresolved Mention"/>
+    <w:basedOn w:val="a0"/>
+    <w:uiPriority w:val="99"/>
+    <w:semiHidden/>
+    <w:unhideWhenUsed/>
+    <w:rsid w:val="009649EE"/>
+    <w:rPr>
+      <w:color w:val="605E5C"/>
+      <w:shd w:val="clear" w:color="auto" w:fill="E1DFDD"/>
+    </w:rPr>
+  </w:style>
+  <w:style w:type="character" w:styleId="af7">
+    <w:name w:val="FollowedHyperlink"/>
+    <w:basedOn w:val="a0"/>
+    <w:uiPriority w:val="99"/>
+    <w:semiHidden/>
+    <w:unhideWhenUsed/>
+    <w:rsid w:val="00B77ED8"/>
+    <w:rPr>
+      <w:color w:val="954F72" w:themeColor="followedHyperlink"/>
+      <w:u w:val="single"/>
+    </w:rPr>
+  </w:style>
 </w:styles>
 </file>
 

--- a/report/report.docx
+++ b/report/report.docx
@@ -585,6 +585,15 @@
           <w14:ligatures w14:val="standardContextual"/>
         </w:rPr>
         <w:instrText>HYPERLINK "https://haoyucao8-z5536563-projectb-streamlit-app-mqr3nb.streamlit.app"</w:instrText>
+      </w:r>
+      <w:r>
+        <w:rPr>
+          <w:rFonts w:cs="Times New Roman"/>
+          <w:szCs w:val="24"/>
+          <w:highlight w:val="lightGray"/>
+          <w:lang w:eastAsia="zh-CN"/>
+          <w14:ligatures w14:val="standardContextual"/>
+        </w:rPr>
       </w:r>
       <w:r>
         <w:rPr>
@@ -4694,7 +4703,35 @@
           <w:rFonts w:cs="Times New Roman"/>
           <w:lang w:eastAsia="zh-CN"/>
         </w:rPr>
-        <w:t>The minimum variance portfolio exhibited the lowest maximum drawdown at −16.45% and second-lowest volatility at 13.49%, while producing a decent Sharpe ratio of 0.28. It is, therefore, the better option for risk management products. The “minimum variance” approach pays no regard to estimates of mean return whatsoever, instead considering only the covariance structure, and thereby avoiding the two main causes of estimation error that affect “maximum Sharpe ratio” portfolios.</w:t>
+        <w:t>The minimum variance portfolio exhibited the lowest maximum drawdown at −16.</w:t>
+      </w:r>
+      <w:r>
+        <w:rPr>
+          <w:rFonts w:cs="Times New Roman" w:hint="eastAsia"/>
+          <w:lang w:eastAsia="zh-CN"/>
+        </w:rPr>
+        <w:t>50</w:t>
+      </w:r>
+      <w:r>
+        <w:rPr>
+          <w:rFonts w:cs="Times New Roman"/>
+          <w:lang w:eastAsia="zh-CN"/>
+        </w:rPr>
+        <w:t>% and second-lowest volatility at 13.4</w:t>
+      </w:r>
+      <w:r>
+        <w:rPr>
+          <w:rFonts w:cs="Times New Roman" w:hint="eastAsia"/>
+          <w:lang w:eastAsia="zh-CN"/>
+        </w:rPr>
+        <w:t>7</w:t>
+      </w:r>
+      <w:r>
+        <w:rPr>
+          <w:rFonts w:cs="Times New Roman"/>
+          <w:lang w:eastAsia="zh-CN"/>
+        </w:rPr>
+        <w:t>%, while producing a decent Sharpe ratio of 0.28. It is, therefore, the better option for risk management products. The “minimum variance” approach pays no regard to estimates of mean return whatsoever, instead considering only the covariance structure, and thereby avoiding the two main causes of estimation error that affect “maximum Sharpe ratio” portfolios.</w:t>
       </w:r>
     </w:p>
     <w:p>
@@ -9241,7 +9278,7 @@
           <w14:ligatures w14:val="standardContextual"/>
         </w:rPr>
         <w:drawing>
-          <wp:inline distT="0" distB="0" distL="0" distR="0" wp14:anchorId="7805F116" wp14:editId="2132467D">
+          <wp:inline distT="0" distB="0" distL="0" distR="0" wp14:anchorId="7805F116" wp14:editId="074DE811">
             <wp:extent cx="5943600" cy="4481195"/>
             <wp:effectExtent l="0" t="0" r="0" b="1905"/>
             <wp:docPr id="1199021214" name="图片 1"/>
@@ -9987,7 +10024,7 @@
         </w:rPr>
         <w:lastRenderedPageBreak/>
         <w:drawing>
-          <wp:inline distT="0" distB="0" distL="0" distR="0" wp14:anchorId="4FA8284B" wp14:editId="5A8AFDAA">
+          <wp:inline distT="0" distB="0" distL="0" distR="0" wp14:anchorId="4FA8284B" wp14:editId="2C31A32E">
             <wp:extent cx="5943600" cy="4326255"/>
             <wp:effectExtent l="0" t="0" r="0" b="4445"/>
             <wp:docPr id="829639543" name="图片 5" descr="图表, 散点图&#10;&#10;描述已自动生成"/>
